--- a/public/downloads/pn-peer-review-sheet.docx
+++ b/public/downloads/pn-peer-review-sheet.docx
@@ -131,8 +131,8 @@
         </w:tblBorders>
       </w:tblPr>
       <w:tblGrid>
-        <w:gridCol w:w="5100"/>
-        <w:gridCol w:w="5100"/>
+        <w:gridCol w:w="4535"/>
+        <w:gridCol w:w="4535"/>
       </w:tblGrid>
       <w:tr>
         <w:tc>
@@ -444,8 +444,8 @@
         </w:tblBorders>
       </w:tblPr>
       <w:tblGrid>
-        <w:gridCol w:w="5100"/>
-        <w:gridCol w:w="5100"/>
+        <w:gridCol w:w="4535"/>
+        <w:gridCol w:w="4535"/>
       </w:tblGrid>
       <w:tr>
         <w:tc>
